--- a/data/word_templates/script 18.docx
+++ b/data/word_templates/script 18.docx
@@ -74,304 +74,6 @@
       </w:r>
       <w:r>
         <w:t xml:space="preserve"> under Section 18(c) of the Private Debt Recovery Mandate.</w:t>
-      </w:r>
-    </w:p>
-    <w:p>
-      <w:r>
-        <w:t>You may now select from the following options:</w:t>
-      </w:r>
-    </w:p>
-    <w:p>
-      <w:r>
-        <w:rPr>
-          <w:rFonts w:ascii="Segoe UI Emoji" w:hAnsi="Segoe UI Emoji" w:cs="Segoe UI Emoji"/>
-        </w:rPr>
-        <w:t>🔹</w:t>
-      </w:r>
-      <w:r>
-        <w:t xml:space="preserve"> </w:t>
-      </w:r>
-      <w:r>
-        <w:rPr>
-          <w:b/>
-          <w:bCs/>
-        </w:rPr>
-        <w:t>Option A – Full Reconciliation Process:</w:t>
-      </w:r>
-      <w:r>
-        <w:br/>
-        <w:t>Remit</w:t>
-      </w:r>
-      <w:r>
-        <w:t xml:space="preserve"> </w:t>
-      </w:r>
-      <w:r>
-        <w:rPr>
-          <w:b/>
-          <w:bCs/>
-        </w:rPr>
-        <w:t>US</w:t>
-      </w:r>
-      <w:r>
-        <w:rPr>
-          <w:b/>
-          <w:bCs/>
-        </w:rPr>
-        <w:t>D</w:t>
-      </w:r>
-      <w:r>
-        <w:rPr>
-          <w:b/>
-          <w:bCs/>
-        </w:rPr>
-        <w:t>1299.75</w:t>
-      </w:r>
-      <w:r>
-        <w:rPr>
-          <w:b/>
-          <w:bCs/>
-        </w:rPr>
-        <w:t xml:space="preserve"> (One-Time Payment)</w:t>
-      </w:r>
-      <w:r>
-        <w:t xml:space="preserve"> within </w:t>
-      </w:r>
-      <w:r>
-        <w:rPr>
-          <w:b/>
-          <w:bCs/>
-        </w:rPr>
-        <w:t>72 hours</w:t>
-      </w:r>
-      <w:r>
-        <w:t xml:space="preserve"> to discharge all liabilities and close the docket. This will prevent further administrative escalation and eliminate enforcement risks.</w:t>
-      </w:r>
-    </w:p>
-    <w:p>
-      <w:r>
-        <w:rPr>
-          <w:rFonts w:ascii="Segoe UI Emoji" w:hAnsi="Segoe UI Emoji" w:cs="Segoe UI Emoji"/>
-        </w:rPr>
-        <w:t>🔹</w:t>
-      </w:r>
-      <w:r>
-        <w:t xml:space="preserve"> </w:t>
-      </w:r>
-      <w:r>
-        <w:rPr>
-          <w:b/>
-          <w:bCs/>
-        </w:rPr>
-        <w:t>Option B – Structured Remediation Protocol:</w:t>
-      </w:r>
-      <w:r>
-        <w:br/>
-        <w:t xml:space="preserve">Submit a </w:t>
-      </w:r>
-      <w:r>
-        <w:rPr>
-          <w:b/>
-          <w:bCs/>
-        </w:rPr>
-        <w:t>Pre-Hearing Retainer of</w:t>
-      </w:r>
-      <w:r>
-        <w:rPr>
-          <w:b/>
-          <w:bCs/>
-        </w:rPr>
-        <w:t xml:space="preserve"> USD</w:t>
-      </w:r>
-      <w:r>
-        <w:rPr>
-          <w:b/>
-          <w:bCs/>
-        </w:rPr>
-        <w:t>3</w:t>
-      </w:r>
-      <w:r>
-        <w:rPr>
-          <w:b/>
-          <w:bCs/>
-        </w:rPr>
-        <w:t>0</w:t>
-      </w:r>
-      <w:r>
-        <w:rPr>
-          <w:b/>
-          <w:bCs/>
-        </w:rPr>
-        <w:t>0.00</w:t>
-      </w:r>
-      <w:r>
-        <w:t xml:space="preserve">, followed by </w:t>
-      </w:r>
-      <w:r>
-        <w:rPr>
-          <w:b/>
-          <w:bCs/>
-        </w:rPr>
-        <w:t>8</w:t>
-      </w:r>
-      <w:r>
-        <w:rPr>
-          <w:b/>
-          <w:bCs/>
-        </w:rPr>
-        <w:t xml:space="preserve"> </w:t>
-      </w:r>
-      <w:r>
-        <w:rPr>
-          <w:b/>
-          <w:bCs/>
-        </w:rPr>
-        <w:t>scheduled compliance payments of</w:t>
-      </w:r>
-      <w:r>
-        <w:rPr>
-          <w:b/>
-          <w:bCs/>
-        </w:rPr>
-        <w:t xml:space="preserve"> USD</w:t>
-      </w:r>
-      <w:r>
-        <w:rPr>
-          <w:b/>
-          <w:bCs/>
-        </w:rPr>
-        <w:t>3</w:t>
-      </w:r>
-      <w:r>
-        <w:rPr>
-          <w:b/>
-          <w:bCs/>
-        </w:rPr>
-        <w:t>0</w:t>
-      </w:r>
-      <w:r>
-        <w:rPr>
-          <w:b/>
-          <w:bCs/>
-        </w:rPr>
-        <w:t>0</w:t>
-      </w:r>
-      <w:r>
-        <w:rPr>
-          <w:b/>
-          <w:bCs/>
-        </w:rPr>
-        <w:t>.00</w:t>
-      </w:r>
-      <w:r>
-        <w:t>, executed weekly. Upon completion, a discharge certificate will be issued.</w:t>
-      </w:r>
-    </w:p>
-    <w:p>
-      <w:r>
-        <w:t xml:space="preserve">Be advised: If no engagement is recorded by </w:t>
-      </w:r>
-      <w:r>
-        <w:rPr>
-          <w:b/>
-          <w:bCs/>
-        </w:rPr>
-        <w:t>72 Hours</w:t>
-      </w:r>
-      <w:r>
-        <w:t xml:space="preserve">, your record may be forwarded to </w:t>
-      </w:r>
-      <w:r>
-        <w:rPr>
-          <w:b/>
-          <w:bCs/>
-        </w:rPr>
-        <w:t>the Enforcement</w:t>
-      </w:r>
-      <w:r>
-        <w:rPr>
-          <w:b/>
-          <w:bCs/>
-        </w:rPr>
-        <w:t xml:space="preserve"> Processing Division</w:t>
-      </w:r>
-      <w:r>
-        <w:t>, potentially triggering:</w:t>
-      </w:r>
-    </w:p>
-    <w:p>
-      <w:pPr>
-        <w:numPr>
-          <w:ilvl w:val="0"/>
-          <w:numId w:val="1"/>
-        </w:numPr>
-      </w:pPr>
-      <w:r>
-        <w:t>Enforcement of Civil Judgment</w:t>
-      </w:r>
-    </w:p>
-    <w:p>
-      <w:pPr>
-        <w:numPr>
-          <w:ilvl w:val="0"/>
-          <w:numId w:val="1"/>
-        </w:numPr>
-      </w:pPr>
-      <w:r>
-        <w:t>Asset Verification Audit</w:t>
-      </w:r>
-    </w:p>
-    <w:p>
-      <w:pPr>
-        <w:numPr>
-          <w:ilvl w:val="0"/>
-          <w:numId w:val="1"/>
-        </w:numPr>
-      </w:pPr>
-      <w:r>
-        <w:t xml:space="preserve">Debt Escalation Levy exceeding </w:t>
-      </w:r>
-      <w:r>
-        <w:rPr>
-          <w:b/>
-          <w:bCs/>
-        </w:rPr>
-        <w:t>USD</w:t>
-      </w:r>
-      <w:r>
-        <w:rPr>
-          <w:b/>
-          <w:bCs/>
-        </w:rPr>
-        <w:t>9,000.0</w:t>
-      </w:r>
-      <w:r>
-        <w:rPr>
-          <w:b/>
-          <w:bCs/>
-        </w:rPr>
-        <w:t>0</w:t>
-      </w:r>
-    </w:p>
-    <w:p>
-      <w:pPr>
-        <w:numPr>
-          <w:ilvl w:val="0"/>
-          <w:numId w:val="1"/>
-        </w:numPr>
-      </w:pPr>
-      <w:r>
-        <w:t>Notification to municipal law enforcement for execution of warrant</w:t>
-      </w:r>
-    </w:p>
-    <w:p>
-      <w:r>
-        <w:t xml:space="preserve">This communication is strictly confidential and </w:t>
-      </w:r>
-      <w:r>
-        <w:t>time sensitive</w:t>
-      </w:r>
-      <w:r>
-        <w:t>. Immediate action is advised to prevent enforcement action.</w:t>
       </w:r>
     </w:p>
     <w:p>
@@ -410,9 +112,344 @@
         </w:r>
       </w:hyperlink>
     </w:p>
+    <w:p>
+      <w:r>
+        <w:t>You may now select from the following options:</w:t>
+      </w:r>
+    </w:p>
+    <w:p>
+      <w:r>
+        <w:rPr>
+          <w:rFonts w:ascii="Segoe UI Emoji" w:hAnsi="Segoe UI Emoji" w:cs="Segoe UI Emoji"/>
+        </w:rPr>
+        <w:t>🔹</w:t>
+      </w:r>
+      <w:r>
+        <w:t xml:space="preserve"> </w:t>
+      </w:r>
+      <w:r>
+        <w:rPr>
+          <w:b/>
+          <w:bCs/>
+        </w:rPr>
+        <w:t>Option A – Full Reconciliation Process:</w:t>
+      </w:r>
+      <w:r>
+        <w:br/>
+        <w:t>Remit</w:t>
+      </w:r>
+      <w:r>
+        <w:t xml:space="preserve"> </w:t>
+      </w:r>
+      <w:r>
+        <w:rPr>
+          <w:b/>
+          <w:bCs/>
+        </w:rPr>
+        <w:t>US</w:t>
+      </w:r>
+      <w:r>
+        <w:rPr>
+          <w:b/>
+          <w:bCs/>
+        </w:rPr>
+        <w:t>D</w:t>
+      </w:r>
+      <w:r>
+        <w:rPr>
+          <w:b/>
+          <w:bCs/>
+        </w:rPr>
+        <w:t>1299.75</w:t>
+      </w:r>
+      <w:r>
+        <w:rPr>
+          <w:b/>
+          <w:bCs/>
+        </w:rPr>
+        <w:t xml:space="preserve"> (One-Time Payment)</w:t>
+      </w:r>
+      <w:r>
+        <w:t xml:space="preserve"> within </w:t>
+      </w:r>
+      <w:r>
+        <w:rPr>
+          <w:b/>
+          <w:bCs/>
+        </w:rPr>
+        <w:t>72 hours</w:t>
+      </w:r>
+      <w:r>
+        <w:t xml:space="preserve"> to discharge all liabilities and close the docket. This will prevent further administrative escalation and eliminate enforcement risks.</w:t>
+      </w:r>
+    </w:p>
+    <w:p>
+      <w:r>
+        <w:rPr>
+          <w:rFonts w:ascii="Segoe UI Emoji" w:hAnsi="Segoe UI Emoji" w:cs="Segoe UI Emoji"/>
+        </w:rPr>
+        <w:t>🔹</w:t>
+      </w:r>
+      <w:r>
+        <w:t xml:space="preserve"> </w:t>
+      </w:r>
+      <w:r>
+        <w:rPr>
+          <w:b/>
+          <w:bCs/>
+        </w:rPr>
+        <w:t>Option B – Structured Remediation Protocol:</w:t>
+      </w:r>
+      <w:r>
+        <w:br/>
+        <w:t xml:space="preserve">Submit a </w:t>
+      </w:r>
+      <w:r>
+        <w:rPr>
+          <w:b/>
+          <w:bCs/>
+        </w:rPr>
+        <w:t>Pre-Hearing Retainer of</w:t>
+      </w:r>
+      <w:r>
+        <w:rPr>
+          <w:b/>
+          <w:bCs/>
+        </w:rPr>
+        <w:t xml:space="preserve"> USD</w:t>
+      </w:r>
+      <w:r>
+        <w:rPr>
+          <w:b/>
+          <w:bCs/>
+        </w:rPr>
+        <w:t>3</w:t>
+      </w:r>
+      <w:r>
+        <w:rPr>
+          <w:b/>
+          <w:bCs/>
+        </w:rPr>
+        <w:t>0</w:t>
+      </w:r>
+      <w:r>
+        <w:rPr>
+          <w:b/>
+          <w:bCs/>
+        </w:rPr>
+        <w:t>0.00</w:t>
+      </w:r>
+      <w:r>
+        <w:t xml:space="preserve">, followed by </w:t>
+      </w:r>
+      <w:r>
+        <w:rPr>
+          <w:b/>
+          <w:bCs/>
+        </w:rPr>
+        <w:t>8</w:t>
+      </w:r>
+      <w:r>
+        <w:rPr>
+          <w:b/>
+          <w:bCs/>
+        </w:rPr>
+        <w:t xml:space="preserve"> </w:t>
+      </w:r>
+      <w:r>
+        <w:rPr>
+          <w:b/>
+          <w:bCs/>
+        </w:rPr>
+        <w:t>scheduled compliance payments of</w:t>
+      </w:r>
+      <w:r>
+        <w:rPr>
+          <w:b/>
+          <w:bCs/>
+        </w:rPr>
+        <w:t xml:space="preserve"> USD</w:t>
+      </w:r>
+      <w:r>
+        <w:rPr>
+          <w:b/>
+          <w:bCs/>
+        </w:rPr>
+        <w:t>3</w:t>
+      </w:r>
+      <w:r>
+        <w:rPr>
+          <w:b/>
+          <w:bCs/>
+        </w:rPr>
+        <w:t>0</w:t>
+      </w:r>
+      <w:r>
+        <w:rPr>
+          <w:b/>
+          <w:bCs/>
+        </w:rPr>
+        <w:t>0</w:t>
+      </w:r>
+      <w:r>
+        <w:rPr>
+          <w:b/>
+          <w:bCs/>
+        </w:rPr>
+        <w:t>.00</w:t>
+      </w:r>
+      <w:r>
+        <w:t>, executed weekly. Upon completion, a discharge certificate will be issued.</w:t>
+      </w:r>
+    </w:p>
+    <w:p>
+      <w:r>
+        <w:t xml:space="preserve">Be advised: If no engagement is recorded by </w:t>
+      </w:r>
+      <w:r>
+        <w:rPr>
+          <w:b/>
+          <w:bCs/>
+        </w:rPr>
+        <w:t>72 Hours</w:t>
+      </w:r>
+      <w:r>
+        <w:t xml:space="preserve">, your record may be forwarded to </w:t>
+      </w:r>
+      <w:r>
+        <w:rPr>
+          <w:b/>
+          <w:bCs/>
+        </w:rPr>
+        <w:t>the Enforcement</w:t>
+      </w:r>
+      <w:r>
+        <w:rPr>
+          <w:b/>
+          <w:bCs/>
+        </w:rPr>
+        <w:t xml:space="preserve"> Processing Division</w:t>
+      </w:r>
+      <w:r>
+        <w:t>, potentially triggering:</w:t>
+      </w:r>
+    </w:p>
+    <w:p>
+      <w:pPr>
+        <w:numPr>
+          <w:ilvl w:val="0"/>
+          <w:numId w:val="1"/>
+        </w:numPr>
+      </w:pPr>
+      <w:r>
+        <w:t>Enforcement of Civil Judgment</w:t>
+      </w:r>
+    </w:p>
+    <w:p>
+      <w:pPr>
+        <w:numPr>
+          <w:ilvl w:val="0"/>
+          <w:numId w:val="1"/>
+        </w:numPr>
+      </w:pPr>
+      <w:r>
+        <w:t>Asset Verification Audit</w:t>
+      </w:r>
+    </w:p>
+    <w:p>
+      <w:pPr>
+        <w:numPr>
+          <w:ilvl w:val="0"/>
+          <w:numId w:val="1"/>
+        </w:numPr>
+      </w:pPr>
+      <w:r>
+        <w:t xml:space="preserve">Debt Escalation Levy exceeding </w:t>
+      </w:r>
+      <w:r>
+        <w:rPr>
+          <w:b/>
+          <w:bCs/>
+        </w:rPr>
+        <w:t>USD</w:t>
+      </w:r>
+      <w:r>
+        <w:rPr>
+          <w:b/>
+          <w:bCs/>
+        </w:rPr>
+        <w:t>9,000.0</w:t>
+      </w:r>
+      <w:r>
+        <w:rPr>
+          <w:b/>
+          <w:bCs/>
+        </w:rPr>
+        <w:t>0</w:t>
+      </w:r>
+    </w:p>
+    <w:p>
+      <w:pPr>
+        <w:numPr>
+          <w:ilvl w:val="0"/>
+          <w:numId w:val="1"/>
+        </w:numPr>
+      </w:pPr>
+      <w:r>
+        <w:t>Notification to municipal law enforcement for execution of warrant</w:t>
+      </w:r>
+    </w:p>
+    <w:p>
+      <w:r>
+        <w:t xml:space="preserve">This communication is strictly confidential and </w:t>
+      </w:r>
+      <w:r>
+        <w:t>time sensitive</w:t>
+      </w:r>
+      <w:r>
+        <w:t>. Immediate action is advised to prevent enforcement action.</w:t>
+      </w:r>
+    </w:p>
+    <w:p>
+      <w:pPr>
+        <w:rPr>
+          <w:b/>
+          <w:bCs/>
+        </w:rPr>
+      </w:pPr>
+      <w:r>
+        <w:t xml:space="preserve">For record clarification or discharge confirmation, contact our </w:t>
+      </w:r>
+      <w:r>
+        <w:rPr>
+          <w:b/>
+          <w:bCs/>
+        </w:rPr>
+        <w:t>Compliance Liaison Officer</w:t>
+      </w:r>
+      <w:r>
+        <w:t xml:space="preserve"> at </w:t>
+      </w:r>
+      <w:r>
+        <w:t xml:space="preserve"> </w:t>
+      </w:r>
+      <w:hyperlink r:id="rId8" w:history="1">
+        <w:r>
+          <w:rPr>
+            <w:rStyle w:val="Hyperlink"/>
+            <w:b/>
+            <w:bCs/>
+            <w:sz w:val="28"/>
+            <w:szCs w:val="28"/>
+          </w:rPr>
+          <w:t>ashleycolledebtcollector@gmail.com</w:t>
+        </w:r>
+      </w:hyperlink>
+    </w:p>
     <w:p/>
     <w:p>
       <w:r>
+        <w:lastRenderedPageBreak/>
         <w:t>Respectfully,</w:t>
       </w:r>
     </w:p>
@@ -441,7 +478,6 @@
     </w:p>
     <w:p>
       <w:pPr>
-        <w:ind w:left="2880" w:firstLine="720"/>
         <w:rPr>
           <w:b/>
           <w:bCs/>
